--- a/deliverables/test-report.docx
+++ b/deliverables/test-report.docx
@@ -355,7 +355,7 @@
                 <w:b w:val="0"/>
                 <w:i w:val="0"/>
               </w:rPr>
-              <w:t>由有权限人员履行，不由自动化文档代替</w:t>
+              <w:t>由有权限人员履行，不由测试报告代替</w:t>
             </w:r>
           </w:p>
         </w:tc>
@@ -1318,6 +1318,39 @@
     </w:p>
     <w:p>
       <w:pPr>
+        <w:pStyle w:val="Heading3"/>
+      </w:pPr>
+      <w:r>
+        <w:rPr>
+          <w:rFonts w:ascii="Arial" w:hAnsi="Arial" w:eastAsia="Microsoft YaHei"/>
+          <w:b w:val="0"/>
+          <w:i w:val="0"/>
+        </w:rPr>
+        <w:t>6.1 监督模型与制品保护验证</w:t>
+      </w:r>
+    </w:p>
+    <w:p>
+      <w:r>
+        <w:rPr>
+          <w:rFonts w:ascii="Arial" w:hAnsi="Arial" w:eastAsia="Microsoft YaHei"/>
+          <w:b w:val="0"/>
+          <w:i w:val="0"/>
+        </w:rPr>
+        <w:t>正式分析链增加 LinearSVC 文本分支和 AdaBoost 结构特征分支，并与专家规则和 Markov 关联共同输出解释。训练和评估入口生成机器可读报告，报告记录数据摘要、训练/验证分离、标签、分支结果和制品标识；本文不摘录尚未绑定发布候选的指标数字，也不以合成评估替代真实工业准确率。</w:t>
+      </w:r>
+    </w:p>
+    <w:p>
+      <w:r>
+        <w:rPr>
+          <w:rFonts w:ascii="Arial" w:hAnsi="Arial" w:eastAsia="Microsoft YaHei"/>
+          <w:b w:val="0"/>
+          <w:i w:val="0"/>
+        </w:rPr>
+        <w:t>模型制品采用 AES-256-GCM 认证加密。定向测试必须证明正确密钥可加载，错误密钥、密文篡改、缺失字段和不受信结构均失败关闭；Windows 原生包与 Compose 分别通过独立文件或只读挂载提供模型密钥。该验证证明制品完整性与密钥分离边界，不等同于数字版权管理或密钥托管服务。</w:t>
+      </w:r>
+    </w:p>
+    <w:p>
+      <w:pPr>
         <w:pStyle w:val="Heading2"/>
       </w:pPr>
       <w:r>
@@ -2279,6 +2312,29 @@
       </w:rPr>
       <w:t>报警管理系统 · 文档日期 2026-08-27</w:t>
     </w:r>
+    <w:r>
+      <w:t xml:space="preserve"> · 第 </w:t>
+    </w:r>
+    <w:r>
+      <w:fldChar w:fldCharType="begin"/>
+      <w:instrText xml:space="preserve"> PAGE </w:instrText>
+      <w:fldChar w:fldCharType="separate"/>
+      <w:t>1</w:t>
+      <w:fldChar w:fldCharType="end"/>
+    </w:r>
+    <w:r>
+      <w:t xml:space="preserve"> / </w:t>
+    </w:r>
+    <w:r>
+      <w:fldChar w:fldCharType="begin"/>
+      <w:instrText xml:space="preserve"> NUMPAGES </w:instrText>
+      <w:fldChar w:fldCharType="separate"/>
+      <w:t>1</w:t>
+      <w:fldChar w:fldCharType="end"/>
+    </w:r>
+    <w:r>
+      <w:t xml:space="preserve"> 页</w:t>
+    </w:r>
   </w:p>
 </w:ftr>
 </file>

--- a/deliverables/test-report.docx
+++ b/deliverables/test-report.docx
@@ -399,15 +399,7 @@
           <w:b w:val="0"/>
           <w:i w:val="0"/>
         </w:rPr>
-        <w:t>M9 算法证据（../verification/evidence/M9.md）</w:t>
-      </w:r>
-      <w:r>
-        <w:rPr>
-          <w:rFonts w:ascii="Arial" w:hAnsi="Arial" w:eastAsia="Microsoft YaHei"/>
-          <w:b w:val="0"/>
-          <w:i w:val="0"/>
-        </w:rPr>
-        <w:t xml:space="preserve">：固定候选 </w:t>
+        <w:t>M9 算法固定候选：</w:t>
       </w:r>
       <w:r>
         <w:rPr>
@@ -438,15 +430,7 @@
           <w:b w:val="0"/>
           <w:i w:val="0"/>
         </w:rPr>
-        <w:t>M10 业务与 UX 证据（../verification/evidence/M10.md）</w:t>
-      </w:r>
-      <w:r>
-        <w:rPr>
-          <w:rFonts w:ascii="Arial" w:hAnsi="Arial" w:eastAsia="Microsoft YaHei"/>
-          <w:b w:val="0"/>
-          <w:i w:val="0"/>
-        </w:rPr>
-        <w:t xml:space="preserve">：固定候选 </w:t>
+        <w:t>M10 业务与 UX 固定候选：</w:t>
       </w:r>
       <w:r>
         <w:rPr>
@@ -477,15 +461,7 @@
           <w:b w:val="0"/>
           <w:i w:val="0"/>
         </w:rPr>
-        <w:t>M11 安全证据（../verification/evidence/M11.md）</w:t>
-      </w:r>
-      <w:r>
-        <w:rPr>
-          <w:rFonts w:ascii="Arial" w:hAnsi="Arial" w:eastAsia="Microsoft YaHei"/>
-          <w:b w:val="0"/>
-          <w:i w:val="0"/>
-        </w:rPr>
-        <w:t xml:space="preserve">：固定候选 </w:t>
+        <w:t>M11 安全固定候选：</w:t>
       </w:r>
       <w:r>
         <w:rPr>
@@ -516,15 +492,7 @@
           <w:b w:val="0"/>
           <w:i w:val="0"/>
         </w:rPr>
-        <w:t>M12 恢复与可靠性证据（../verification/evidence/M12.md）</w:t>
-      </w:r>
-      <w:r>
-        <w:rPr>
-          <w:rFonts w:ascii="Arial" w:hAnsi="Arial" w:eastAsia="Microsoft YaHei"/>
-          <w:b w:val="0"/>
-          <w:i w:val="0"/>
-        </w:rPr>
-        <w:t xml:space="preserve">：固定候选 </w:t>
+        <w:t>M12 恢复与可靠性固定候选：</w:t>
       </w:r>
       <w:r>
         <w:rPr>
@@ -1336,7 +1304,43 @@
           <w:b w:val="0"/>
           <w:i w:val="0"/>
         </w:rPr>
-        <w:t>正式分析链增加 LinearSVC 文本分支和 AdaBoost 结构特征分支，并与专家规则和 Markov 关联共同输出解释。训练和评估入口生成机器可读报告，报告记录数据摘要、训练/验证分离、标签、分支结果和制品标识；本文不摘录尚未绑定发布候选的指标数字，也不以合成评估替代真实工业准确率。</w:t>
+        <w:t xml:space="preserve">正式分析链增加 LinearSVC 文本分支和 AdaBoost 结构特征分支，并与专家规则和 Markov 关联共同输出解释。固定 </w:t>
+      </w:r>
+      <w:r>
+        <w:rPr>
+          <w:rFonts w:ascii="Consolas" w:hAnsi="Consolas" w:eastAsia="Microsoft YaHei"/>
+          <w:b w:val="0"/>
+          <w:i w:val="0"/>
+          <w:color w:val="464646"/>
+          <w:sz w:val="19"/>
+        </w:rPr>
+        <w:t>v2</w:t>
+      </w:r>
+      <w:r>
+        <w:rPr>
+          <w:rFonts w:ascii="Arial" w:hAnsi="Arial" w:eastAsia="Microsoft YaHei"/>
+          <w:b w:val="0"/>
+          <w:i w:val="0"/>
+        </w:rPr>
+        <w:t xml:space="preserve"> 工程场景报告中，验证集和测试集各 12 条，SVM 与 AdaBoost 单分支分别正确 7/12 和 12/12；双分支同意 7/12，最终接受 5/12，已接受跨类错误为 0，其余保守进入 </w:t>
+      </w:r>
+      <w:r>
+        <w:rPr>
+          <w:rFonts w:ascii="Consolas" w:hAnsi="Consolas" w:eastAsia="Microsoft YaHei"/>
+          <w:b w:val="0"/>
+          <w:i w:val="0"/>
+          <w:color w:val="464646"/>
+          <w:sz w:val="19"/>
+        </w:rPr>
+        <w:t>UNKNOWN</w:t>
+      </w:r>
+      <w:r>
+        <w:rPr>
+          <w:rFonts w:ascii="Arial" w:hAnsi="Arial" w:eastAsia="Microsoft YaHei"/>
+          <w:b w:val="0"/>
+          <w:i w:val="0"/>
+        </w:rPr>
+        <w:t>。训练和评估入口同时记录数据摘要、分组/文本/结构签名隔离、各分支结果和制品标识；这些数字不替代真实工业数据评估。</w:t>
       </w:r>
     </w:p>
     <w:p>
@@ -2129,25 +2133,7 @@
           <w:b w:val="0"/>
           <w:i w:val="0"/>
         </w:rPr>
-        <w:t xml:space="preserve"> 合并检查点的仓库、M1、M12、M6、M7 五条 </w:t>
-      </w:r>
-      <w:r>
-        <w:rPr>
-          <w:rFonts w:ascii="Consolas" w:hAnsi="Consolas" w:eastAsia="Microsoft YaHei"/>
-          <w:b w:val="0"/>
-          <w:i w:val="0"/>
-          <w:color w:val="464646"/>
-          <w:sz w:val="19"/>
-        </w:rPr>
-        <w:t>workflow_dispatch</w:t>
-      </w:r>
-      <w:r>
-        <w:rPr>
-          <w:rFonts w:ascii="Arial" w:hAnsi="Arial" w:eastAsia="Microsoft YaHei"/>
-          <w:b w:val="0"/>
-          <w:i w:val="0"/>
-        </w:rPr>
-        <w:t xml:space="preserve"> 均成功。</w:t>
+        <w:t xml:space="preserve"> 合并检查点的仓库、M1、M12、M6、M7 五类远端检查均成功。</w:t>
       </w:r>
       <w:r>
         <w:rPr>
@@ -2183,23 +2169,7 @@
           <w:b w:val="0"/>
           <w:i w:val="0"/>
         </w:rPr>
-        <w:t xml:space="preserve"> 提交对应检查也均成功，具体 run 编号保存在 </w:t>
-      </w:r>
-      <w:r>
-        <w:rPr>
-          <w:rFonts w:ascii="Arial" w:hAnsi="Arial" w:eastAsia="Microsoft YaHei"/>
-          <w:b w:val="0"/>
-          <w:i w:val="0"/>
-        </w:rPr>
-        <w:t>M12 证据（../verification/evidence/M12.md）</w:t>
-      </w:r>
-      <w:r>
-        <w:rPr>
-          <w:rFonts w:ascii="Arial" w:hAnsi="Arial" w:eastAsia="Microsoft YaHei"/>
-          <w:b w:val="0"/>
-          <w:i w:val="0"/>
-        </w:rPr>
-        <w:t>。</w:t>
+        <w:t xml:space="preserve"> 提交对应检查也均成功；详细运行编号由项目维护方随版本验收记录保管。</w:t>
       </w:r>
     </w:p>
     <w:p>

--- a/deliverables/test-report.docx
+++ b/deliverables/test-report.docx
@@ -633,7 +633,7 @@
           <w:b w:val="0"/>
           <w:i w:val="0"/>
         </w:rPr>
-        <w:t>测试数据均为仓库生成或固定的合成数据。结论只覆盖记录的 Windows 11 x64、WSL2、Docker Desktop、GitHub 托管环境、固定输入规模和有限运行窗口。</w:t>
+        <w:t>测试数据为仓库生成或固定的工程场景数据，作用是提供可重复输入、已知边界和负向条件；测试结论来自程序输出、数据库对账、浏览器行为和资源观测，而不是“数据为合成”这一属性。结论只覆盖记录的 Windows 11 x64、WSL2、Docker Desktop、GitHub 托管环境、固定输入规模和有限运行窗口。</w:t>
       </w:r>
     </w:p>
     <w:p>
@@ -2253,7 +2253,50 @@
           <w:b w:val="0"/>
           <w:i w:val="0"/>
         </w:rPr>
-        <w:t>本报告不证明真实工厂准确率、因果根因、法规合规、长周期可用性、任意容量/并发、外部平台兼容或正式业务验收。M14 仍须由不熟悉源码的业务用户按最终说明完成 Windows 11 全流程。</w:t>
+        <w:t>本报告不证明真实工厂准确率、因果根因、法规合规、长周期可用性、任意容量/并发或外部平台兼容。M14 固定候选随后完成自动全链验收，项目负责人已确认不存在影响交付预期的重大问题；结果性人工声明、固定候选和 ZIP 摘要见 M14 证据。</w:t>
+      </w:r>
+    </w:p>
+    <w:p>
+      <w:pPr>
+        <w:pStyle w:val="Heading2"/>
+      </w:pPr>
+      <w:r>
+        <w:rPr>
+          <w:rFonts w:ascii="Arial" w:hAnsi="Arial" w:eastAsia="Microsoft YaHei"/>
+          <w:b w:val="0"/>
+          <w:i w:val="0"/>
+        </w:rPr>
+        <w:t>11. 结果解释与现场复验设计</w:t>
+      </w:r>
+    </w:p>
+    <w:p>
+      <w:r>
+        <w:rPr>
+          <w:rFonts w:ascii="Arial" w:hAnsi="Arial" w:eastAsia="Microsoft YaHei"/>
+          <w:b w:val="0"/>
+          <w:i w:val="0"/>
+        </w:rPr>
+        <w:t>现有测试具有三层现实意义：第一层验证数据工程是否正确，包括格式等价、错误定位、原子写入和项目隔离；第二层验证算法是否对内容计算，包括未见位号、时间平移、乱序、负控、不同长度和双分支拒识；第三层验证产品闭环，包括身份、数据库联动 Dashboard、处置、报告、备份恢复和停止。任一层失败都不能由另两层的成功替代。</w:t>
+      </w:r>
+    </w:p>
+    <w:p>
+      <w:r>
+        <w:rPr>
+          <w:rFonts w:ascii="Arial" w:hAnsi="Arial" w:eastAsia="Microsoft YaHei"/>
+          <w:b w:val="0"/>
+          <w:i w:val="0"/>
+        </w:rPr>
+        <w:t>进入具体现场后的模型复验建议使用按装置或时间分组的脱敏标注数据，保留独立测试集，并至少报告各类别混淆矩阵、precision、recall、F1、UNKNOWN 比例、已接受样本错误率以及人工复核量。阈值调整只使用训练集和验证集，测试集不得参与调参。业务效果还应分别记录数据准备时间、报警压缩量、错误输入阻断数和处置闭环时间，避免用单一准确率替代系统价值。</w:t>
+      </w:r>
+    </w:p>
+    <w:p>
+      <w:r>
+        <w:rPr>
+          <w:rFonts w:ascii="Arial" w:hAnsi="Arial" w:eastAsia="Microsoft YaHei"/>
+          <w:b w:val="0"/>
+          <w:i w:val="0"/>
+        </w:rPr>
+        <w:t>出现以下任一情况时应停止沿用当前模型指标并重新评估：新增原因类别、报警描述语言或编码显著变化、优先级/状态语义变化、装置工况分布变化、人工修订持续偏向同一错误类型，或 UNKNOWN 比例越过项目批准阈值。重新训练仍须保留分组隔离、可解释证据、认证加密和失败关闭加载。</w:t>
       </w:r>
     </w:p>
     <w:sectPr>
